--- a/klagomål/A 4468-2026 FSC-klagomål.docx
+++ b/klagomål/A 4468-2026 FSC-klagomål.docx
@@ -1461,7 +1461,7 @@
     <w:r>
       <w:tab/>
       <w:tab/>
-      <w:t>2026-09-14</w:t>
+      <w:t>2026-09-15</w:t>
       <w:br/>
       <w:br/>
     </w:r>

--- a/klagomål/A 4468-2026 FSC-klagomål.docx
+++ b/klagomål/A 4468-2026 FSC-klagomål.docx
@@ -1461,7 +1461,7 @@
     <w:r>
       <w:tab/>
       <w:tab/>
-      <w:t>2026-09-15</w:t>
+      <w:t>2026-09-16</w:t>
       <w:br/>
       <w:br/>
     </w:r>

--- a/klagomål/A 4468-2026 FSC-klagomål.docx
+++ b/klagomål/A 4468-2026 FSC-klagomål.docx
@@ -1461,7 +1461,7 @@
     <w:r>
       <w:tab/>
       <w:tab/>
-      <w:t>2026-09-16</w:t>
+      <w:t>2026-09-17</w:t>
       <w:br/>
       <w:br/>
     </w:r>

--- a/klagomål/A 4468-2026 FSC-klagomål.docx
+++ b/klagomål/A 4468-2026 FSC-klagomål.docx
@@ -1461,7 +1461,7 @@
     <w:r>
       <w:tab/>
       <w:tab/>
-      <w:t>2026-09-17</w:t>
+      <w:t>2026-09-18</w:t>
       <w:br/>
       <w:br/>
     </w:r>

--- a/klagomål/A 4468-2026 FSC-klagomål.docx
+++ b/klagomål/A 4468-2026 FSC-klagomål.docx
@@ -1461,7 +1461,7 @@
     <w:r>
       <w:tab/>
       <w:tab/>
-      <w:t>2026-09-18</w:t>
+      <w:t>2026-09-19</w:t>
       <w:br/>
       <w:br/>
     </w:r>

--- a/klagomål/A 4468-2026 FSC-klagomål.docx
+++ b/klagomål/A 4468-2026 FSC-klagomål.docx
@@ -1461,7 +1461,7 @@
     <w:r>
       <w:tab/>
       <w:tab/>
-      <w:t>2026-09-19</w:t>
+      <w:t>2026-09-21</w:t>
       <w:br/>
       <w:br/>
     </w:r>

--- a/klagomål/A 4468-2026 FSC-klagomål.docx
+++ b/klagomål/A 4468-2026 FSC-klagomål.docx
@@ -1461,7 +1461,7 @@
     <w:r>
       <w:tab/>
       <w:tab/>
-      <w:t>2026-09-21</w:t>
+      <w:t>2026-09-23</w:t>
       <w:br/>
       <w:br/>
     </w:r>

--- a/klagomål/A 4468-2026 FSC-klagomål.docx
+++ b/klagomål/A 4468-2026 FSC-klagomål.docx
@@ -1461,7 +1461,7 @@
     <w:r>
       <w:tab/>
       <w:tab/>
-      <w:t>2026-09-23</w:t>
+      <w:t>2026-09-24</w:t>
       <w:br/>
       <w:br/>
     </w:r>

--- a/klagomål/A 4468-2026 FSC-klagomål.docx
+++ b/klagomål/A 4468-2026 FSC-klagomål.docx
@@ -1461,7 +1461,7 @@
     <w:r>
       <w:tab/>
       <w:tab/>
-      <w:t>2026-09-24</w:t>
+      <w:t>2026-09-25</w:t>
       <w:br/>
       <w:br/>
     </w:r>

--- a/klagomål/A 4468-2026 FSC-klagomål.docx
+++ b/klagomål/A 4468-2026 FSC-klagomål.docx
@@ -1461,7 +1461,7 @@
     <w:r>
       <w:tab/>
       <w:tab/>
-      <w:t>2026-09-25</w:t>
+      <w:t>2026-09-26</w:t>
       <w:br/>
       <w:br/>
     </w:r>

--- a/klagomål/A 4468-2026 FSC-klagomål.docx
+++ b/klagomål/A 4468-2026 FSC-klagomål.docx
@@ -1461,7 +1461,7 @@
     <w:r>
       <w:tab/>
       <w:tab/>
-      <w:t>2026-09-26</w:t>
+      <w:t>2026-09-27</w:t>
       <w:br/>
       <w:br/>
     </w:r>

--- a/klagomål/A 4468-2026 FSC-klagomål.docx
+++ b/klagomål/A 4468-2026 FSC-klagomål.docx
@@ -1461,7 +1461,7 @@
     <w:r>
       <w:tab/>
       <w:tab/>
-      <w:t>2026-09-27</w:t>
+      <w:t>2026-09-28</w:t>
       <w:br/>
       <w:br/>
     </w:r>

--- a/klagomål/A 4468-2026 FSC-klagomål.docx
+++ b/klagomål/A 4468-2026 FSC-klagomål.docx
@@ -1461,7 +1461,7 @@
     <w:r>
       <w:tab/>
       <w:tab/>
-      <w:t>2026-09-28</w:t>
+      <w:t>2026-09-29</w:t>
       <w:br/>
       <w:br/>
     </w:r>

--- a/klagomål/A 4468-2026 FSC-klagomål.docx
+++ b/klagomål/A 4468-2026 FSC-klagomål.docx
@@ -1461,7 +1461,7 @@
     <w:r>
       <w:tab/>
       <w:tab/>
-      <w:t>2026-09-29</w:t>
+      <w:t>2026-09-30</w:t>
       <w:br/>
       <w:br/>
     </w:r>

--- a/klagomål/A 4468-2026 FSC-klagomål.docx
+++ b/klagomål/A 4468-2026 FSC-klagomål.docx
@@ -1461,7 +1461,7 @@
     <w:r>
       <w:tab/>
       <w:tab/>
-      <w:t>2026-09-30</w:t>
+      <w:t>2026-10-01</w:t>
       <w:br/>
       <w:br/>
     </w:r>

--- a/klagomål/A 4468-2026 FSC-klagomål.docx
+++ b/klagomål/A 4468-2026 FSC-klagomål.docx
@@ -1461,7 +1461,7 @@
     <w:r>
       <w:tab/>
       <w:tab/>
-      <w:t>2026-10-01</w:t>
+      <w:t>2026-10-02</w:t>
       <w:br/>
       <w:br/>
     </w:r>

--- a/klagomål/A 4468-2026 FSC-klagomål.docx
+++ b/klagomål/A 4468-2026 FSC-klagomål.docx
@@ -1461,7 +1461,7 @@
     <w:r>
       <w:tab/>
       <w:tab/>
-      <w:t>2026-10-02</w:t>
+      <w:t>2026-10-03</w:t>
       <w:br/>
       <w:br/>
     </w:r>

--- a/klagomål/A 4468-2026 FSC-klagomål.docx
+++ b/klagomål/A 4468-2026 FSC-klagomål.docx
@@ -1461,7 +1461,7 @@
     <w:r>
       <w:tab/>
       <w:tab/>
-      <w:t>2026-10-03</w:t>
+      <w:t>2026-10-04</w:t>
       <w:br/>
       <w:br/>
     </w:r>

--- a/klagomål/A 4468-2026 FSC-klagomål.docx
+++ b/klagomål/A 4468-2026 FSC-klagomål.docx
@@ -1461,7 +1461,7 @@
     <w:r>
       <w:tab/>
       <w:tab/>
-      <w:t>2026-10-04</w:t>
+      <w:t>2026-10-05</w:t>
       <w:br/>
       <w:br/>
     </w:r>

--- a/klagomål/A 4468-2026 FSC-klagomål.docx
+++ b/klagomål/A 4468-2026 FSC-klagomål.docx
@@ -1461,7 +1461,7 @@
     <w:r>
       <w:tab/>
       <w:tab/>
-      <w:t>2026-10-05</w:t>
+      <w:t>2026-10-06</w:t>
       <w:br/>
       <w:br/>
     </w:r>

--- a/klagomål/A 4468-2026 FSC-klagomål.docx
+++ b/klagomål/A 4468-2026 FSC-klagomål.docx
@@ -1461,7 +1461,7 @@
     <w:r>
       <w:tab/>
       <w:tab/>
-      <w:t>2026-10-06</w:t>
+      <w:t>2026-10-07</w:t>
       <w:br/>
       <w:br/>
     </w:r>

--- a/klagomål/A 4468-2026 FSC-klagomål.docx
+++ b/klagomål/A 4468-2026 FSC-klagomål.docx
@@ -1461,7 +1461,7 @@
     <w:r>
       <w:tab/>
       <w:tab/>
-      <w:t>2026-10-07</w:t>
+      <w:t>2026-10-08</w:t>
       <w:br/>
       <w:br/>
     </w:r>

--- a/klagomål/A 4468-2026 FSC-klagomål.docx
+++ b/klagomål/A 4468-2026 FSC-klagomål.docx
@@ -1461,7 +1461,7 @@
     <w:r>
       <w:tab/>
       <w:tab/>
-      <w:t>2026-10-08</w:t>
+      <w:t>2026-10-09</w:t>
       <w:br/>
       <w:br/>
     </w:r>

--- a/klagomål/A 4468-2026 FSC-klagomål.docx
+++ b/klagomål/A 4468-2026 FSC-klagomål.docx
@@ -1461,7 +1461,7 @@
     <w:r>
       <w:tab/>
       <w:tab/>
-      <w:t>2026-10-09</w:t>
+      <w:t>2026-10-10</w:t>
       <w:br/>
       <w:br/>
     </w:r>

--- a/klagomål/A 4468-2026 FSC-klagomål.docx
+++ b/klagomål/A 4468-2026 FSC-klagomål.docx
@@ -1461,7 +1461,7 @@
     <w:r>
       <w:tab/>
       <w:tab/>
-      <w:t>2026-10-10</w:t>
+      <w:t>2026-10-11</w:t>
       <w:br/>
       <w:br/>
     </w:r>

--- a/klagomål/A 4468-2026 FSC-klagomål.docx
+++ b/klagomål/A 4468-2026 FSC-klagomål.docx
@@ -1461,7 +1461,7 @@
     <w:r>
       <w:tab/>
       <w:tab/>
-      <w:t>2026-10-11</w:t>
+      <w:t>2026-10-12</w:t>
       <w:br/>
       <w:br/>
     </w:r>

--- a/klagomål/A 4468-2026 FSC-klagomål.docx
+++ b/klagomål/A 4468-2026 FSC-klagomål.docx
@@ -1461,7 +1461,7 @@
     <w:r>
       <w:tab/>
       <w:tab/>
-      <w:t>2026-10-12</w:t>
+      <w:t>2026-10-13</w:t>
       <w:br/>
       <w:br/>
     </w:r>

--- a/klagomål/A 4468-2026 FSC-klagomål.docx
+++ b/klagomål/A 4468-2026 FSC-klagomål.docx
@@ -1461,7 +1461,7 @@
     <w:r>
       <w:tab/>
       <w:tab/>
-      <w:t>2026-10-13</w:t>
+      <w:t>2026-10-14</w:t>
       <w:br/>
       <w:br/>
     </w:r>

--- a/klagomål/A 4468-2026 FSC-klagomål.docx
+++ b/klagomål/A 4468-2026 FSC-klagomål.docx
@@ -1461,7 +1461,7 @@
     <w:r>
       <w:tab/>
       <w:tab/>
-      <w:t>2026-10-14</w:t>
+      <w:t>2026-10-15</w:t>
       <w:br/>
       <w:br/>
     </w:r>

--- a/klagomål/A 4468-2026 FSC-klagomål.docx
+++ b/klagomål/A 4468-2026 FSC-klagomål.docx
@@ -1461,7 +1461,7 @@
     <w:r>
       <w:tab/>
       <w:tab/>
-      <w:t>2026-10-15</w:t>
+      <w:t>2026-10-16</w:t>
       <w:br/>
       <w:br/>
     </w:r>

--- a/klagomål/A 4468-2026 FSC-klagomål.docx
+++ b/klagomål/A 4468-2026 FSC-klagomål.docx
@@ -1461,7 +1461,7 @@
     <w:r>
       <w:tab/>
       <w:tab/>
-      <w:t>2026-10-16</w:t>
+      <w:t>2026-10-17</w:t>
       <w:br/>
       <w:br/>
     </w:r>

--- a/klagomål/A 4468-2026 FSC-klagomål.docx
+++ b/klagomål/A 4468-2026 FSC-klagomål.docx
@@ -1461,7 +1461,7 @@
     <w:r>
       <w:tab/>
       <w:tab/>
-      <w:t>2026-10-17</w:t>
+      <w:t>2026-10-18</w:t>
       <w:br/>
       <w:br/>
     </w:r>

--- a/klagomål/A 4468-2026 FSC-klagomål.docx
+++ b/klagomål/A 4468-2026 FSC-klagomål.docx
@@ -1461,7 +1461,7 @@
     <w:r>
       <w:tab/>
       <w:tab/>
-      <w:t>2026-10-18</w:t>
+      <w:t>2026-10-19</w:t>
       <w:br/>
       <w:br/>
     </w:r>

--- a/klagomål/A 4468-2026 FSC-klagomål.docx
+++ b/klagomål/A 4468-2026 FSC-klagomål.docx
@@ -1461,7 +1461,7 @@
     <w:r>
       <w:tab/>
       <w:tab/>
-      <w:t>2026-10-19</w:t>
+      <w:t>2026-10-20</w:t>
       <w:br/>
       <w:br/>
     </w:r>

--- a/klagomål/A 4468-2026 FSC-klagomål.docx
+++ b/klagomål/A 4468-2026 FSC-klagomål.docx
@@ -1461,7 +1461,7 @@
     <w:r>
       <w:tab/>
       <w:tab/>
-      <w:t>2026-10-20</w:t>
+      <w:t>2026-10-21</w:t>
       <w:br/>
       <w:br/>
     </w:r>

--- a/klagomål/A 4468-2026 FSC-klagomål.docx
+++ b/klagomål/A 4468-2026 FSC-klagomål.docx
@@ -1461,7 +1461,7 @@
     <w:r>
       <w:tab/>
       <w:tab/>
-      <w:t>2026-10-21</w:t>
+      <w:t>2026-10-22</w:t>
       <w:br/>
       <w:br/>
     </w:r>

--- a/klagomål/A 4468-2026 FSC-klagomål.docx
+++ b/klagomål/A 4468-2026 FSC-klagomål.docx
@@ -1461,7 +1461,7 @@
     <w:r>
       <w:tab/>
       <w:tab/>
-      <w:t>2026-10-22</w:t>
+      <w:t>2026-10-23</w:t>
       <w:br/>
       <w:br/>
     </w:r>

--- a/klagomål/A 4468-2026 FSC-klagomål.docx
+++ b/klagomål/A 4468-2026 FSC-klagomål.docx
@@ -1461,7 +1461,7 @@
     <w:r>
       <w:tab/>
       <w:tab/>
-      <w:t>2026-10-23</w:t>
+      <w:t>2026-10-24</w:t>
       <w:br/>
       <w:br/>
     </w:r>

--- a/klagomål/A 4468-2026 FSC-klagomål.docx
+++ b/klagomål/A 4468-2026 FSC-klagomål.docx
@@ -1461,7 +1461,7 @@
     <w:r>
       <w:tab/>
       <w:tab/>
-      <w:t>2026-10-24</w:t>
+      <w:t>2026-10-25</w:t>
       <w:br/>
       <w:br/>
     </w:r>

--- a/klagomål/A 4468-2026 FSC-klagomål.docx
+++ b/klagomål/A 4468-2026 FSC-klagomål.docx
@@ -1461,7 +1461,7 @@
     <w:r>
       <w:tab/>
       <w:tab/>
-      <w:t>2026-10-25</w:t>
+      <w:t>2026-10-26</w:t>
       <w:br/>
       <w:br/>
     </w:r>

--- a/klagomål/A 4468-2026 FSC-klagomål.docx
+++ b/klagomål/A 4468-2026 FSC-klagomål.docx
@@ -1461,7 +1461,7 @@
     <w:r>
       <w:tab/>
       <w:tab/>
-      <w:t>2026-10-26</w:t>
+      <w:t>2026-10-27</w:t>
       <w:br/>
       <w:br/>
     </w:r>

--- a/klagomål/A 4468-2026 FSC-klagomål.docx
+++ b/klagomål/A 4468-2026 FSC-klagomål.docx
@@ -1461,7 +1461,7 @@
     <w:r>
       <w:tab/>
       <w:tab/>
-      <w:t>2026-10-27</w:t>
+      <w:t>2026-10-28</w:t>
       <w:br/>
       <w:br/>
     </w:r>

--- a/klagomål/A 4468-2026 FSC-klagomål.docx
+++ b/klagomål/A 4468-2026 FSC-klagomål.docx
@@ -1461,7 +1461,7 @@
     <w:r>
       <w:tab/>
       <w:tab/>
-      <w:t>2026-10-28</w:t>
+      <w:t>2026-10-29</w:t>
       <w:br/>
       <w:br/>
     </w:r>

--- a/klagomål/A 4468-2026 FSC-klagomål.docx
+++ b/klagomål/A 4468-2026 FSC-klagomål.docx
@@ -178,7 +178,7 @@
       <w:r>
         <w:drawing>
           <wp:inline xmlns:a="http://schemas.openxmlformats.org/drawingml/2006/main" xmlns:pic="http://schemas.openxmlformats.org/drawingml/2006/picture">
-            <wp:extent cx="5486400" cy="5105557"/>
+            <wp:extent cx="5486400" cy="5114984"/>
             <wp:docPr id="1" name="Picture 1"/>
             <wp:cNvGraphicFramePr>
               <a:graphicFrameLocks noChangeAspect="1"/>
@@ -199,7 +199,7 @@
                   <pic:spPr>
                     <a:xfrm>
                       <a:off x="0" y="0"/>
-                      <a:ext cx="5486400" cy="5105557"/>
+                      <a:ext cx="5486400" cy="5114984"/>
                     </a:xfrm>
                     <a:prstGeom prst="rect"/>
                   </pic:spPr>
@@ -221,7 +221,7 @@
     </w:p>
     <w:p>
       <w:r>
-        <w:t>I och inom 25 meter från avverkningsanmälan finns fynd av 12 naturvårdsarter, varav 5 är rödlistade, 7 är fridlysta, 8 är typiska (T) och 2 är signalarter (S): grönfink (VU, §4), knärot (VU, T, §8), apelsinticka (NT), dropptaggsvamp (NT, T), tallticka (NT, T), bronshjon (S, T), mindre märgborre (S, T), gråspett (T, §4), spillkråka (T, §4), tofsmes (T, §4), grönsiska (§4) och orre (§4). Se Figur 1.</w:t>
+        <w:t>I och inom 25 meter från avverkningsanmälan finns fynd av 13 naturvårdsarter, varav 6 är rödlistade, 7 är fridlysta, 9 är typiska (T) och 2 är signalarter (S): grönfink (VU, §4), knärot (VU, T, §8), apelsinticka (NT), doftskinn (NT, T), dropptaggsvamp (NT, T), tallticka (NT, T), bronshjon (S, T), mindre märgborre (S, T), gråspett (T, §4), spillkråka (T, §4), tofsmes (T, §4), grönsiska (§4) och orre (§4). Se Figur 1.</w:t>
       </w:r>
     </w:p>
     <w:p>
@@ -363,6 +363,26 @@
         <w:rPr>
           <w:b/>
         </w:rPr>
+        <w:t>Doftskinn (NT)</w:t>
+      </w:r>
+      <w:r>
+        <w:t xml:space="preserve">, rödlistad som nära hotad, är en mycket bra signalart för boreal granskog och indikerar ett gran-skogsekosystem med lång kontinuitet av grova lågor. Arten är placerad i toppen av Skogsstyrelsens värdepyramid för bedömning av skog med höga naturvärden och har klassats som en “urskogsindikator”, då den förekommer med ett tydligt optimum i helt eller nästan helt orörda skogar. Doftskinn är typisk art för </w:t>
+      </w:r>
+      <w:r>
+        <w:rPr>
+          <w:i/>
+        </w:rPr>
+        <w:t xml:space="preserve">9010 Taiga </w:t>
+      </w:r>
+      <w:r>
+        <w:t>(SLU Artdatabanken, 2025; Nitare &amp; Skogsstyrelsen, 2019).</w:t>
+      </w:r>
+    </w:p>
+    <w:p>
+      <w:r>
+        <w:rPr>
+          <w:b/>
+        </w:rPr>
         <w:t>Dropptaggsvamp (NT)</w:t>
       </w:r>
       <w:r>
@@ -631,7 +651,7 @@
         <w:rPr>
           <w:i/>
         </w:rPr>
-        <w:t>I det avverkningsanmälda skogsområdet har 12 naturvårdsarter varav 5 rödlistade arter sina livsmiljöer och växtplatser.</w:t>
+        <w:t>I det avverkningsanmälda skogsområdet har 13 naturvårdsarter varav 6 rödlistade arter sina livsmiljöer och växtplatser.</w:t>
       </w:r>
     </w:p>
     <w:p>
@@ -1461,7 +1481,7 @@
     <w:r>
       <w:tab/>
       <w:tab/>
-      <w:t>2026-10-29</w:t>
+      <w:t>2026-10-31</w:t>
       <w:br/>
       <w:br/>
     </w:r>
